--- a/4-质量管理/运行记录类文件/HFSJ-ITSS-0419-2026年度质量管理计划.docx
+++ b/4-质量管理/运行记录类文件/HFSJ-ITSS-0419-2026年度质量管理计划.docx
@@ -26,7 +26,6 @@
         </w:rPr>
       </w:pPr>
       <w:bookmarkStart w:id="0" w:name="_Toc3156"/>
-      <w:bookmarkStart w:id="21" w:name="_GoBack"/>
       <w:r>
         <w:rPr>
           <w:rFonts w:hint="eastAsia"/>
@@ -6087,6 +6086,7 @@
             <w:insideH w:val="none" w:color="auto" w:sz="0" w:space="0"/>
             <w:insideV w:val="none" w:color="auto" w:sz="0" w:space="0"/>
           </w:tblBorders>
+          <w:shd w:val="clear" w:color="auto" w:fill="auto"/>
           <w:tblCellMar>
             <w:top w:w="15" w:type="dxa"/>
             <w:left w:w="15" w:type="dxa"/>
@@ -6812,7 +6812,6 @@
             <w:insideH w:val="none" w:color="auto" w:sz="0" w:space="0"/>
             <w:insideV w:val="none" w:color="auto" w:sz="0" w:space="0"/>
           </w:tblBorders>
-          <w:shd w:val="clear" w:color="auto" w:fill="auto"/>
           <w:tblCellMar>
             <w:top w:w="15" w:type="dxa"/>
             <w:left w:w="15" w:type="dxa"/>
@@ -7445,7 +7444,25 @@
                 <w:szCs w:val="18"/>
                 <w:lang w:val="en-US" w:eastAsia="zh-CN"/>
               </w:rPr>
-              <w:t>企业门店ERP统一管理系统等</w:t>
+              <w:t>2025年国电电力湖南新能源系统运维项目</w:t>
+            </w:r>
+            <w:bookmarkStart w:id="21" w:name="_GoBack"/>
+            <w:bookmarkEnd w:id="21"/>
+            <w:r>
+              <w:rPr>
+                <w:rFonts w:hint="default" w:ascii="Segoe UI" w:hAnsi="Segoe UI" w:eastAsia="Segoe UI" w:cs="Segoe UI"/>
+                <w:i w:val="0"/>
+                <w:iCs w:val="0"/>
+                <w:caps w:val="0"/>
+                <w:snapToGrid w:val="0"/>
+                <w:color w:val="000000"/>
+                <w:spacing w:val="0"/>
+                <w:kern w:val="0"/>
+                <w:sz w:val="18"/>
+                <w:szCs w:val="18"/>
+                <w:lang w:val="en-US" w:eastAsia="zh-CN"/>
+              </w:rPr>
+              <w:t>等</w:t>
             </w:r>
           </w:p>
         </w:tc>
@@ -7785,7 +7802,6 @@
             <w:insideH w:val="none" w:color="auto" w:sz="0" w:space="0"/>
             <w:insideV w:val="none" w:color="auto" w:sz="0" w:space="0"/>
           </w:tblBorders>
-          <w:shd w:val="clear" w:color="auto" w:fill="auto"/>
           <w:tblCellMar>
             <w:top w:w="15" w:type="dxa"/>
             <w:left w:w="15" w:type="dxa"/>
@@ -10541,6 +10557,7 @@
             <w:insideH w:val="none" w:color="auto" w:sz="0" w:space="0"/>
             <w:insideV w:val="none" w:color="auto" w:sz="0" w:space="0"/>
           </w:tblBorders>
+          <w:shd w:val="clear" w:color="auto" w:fill="auto"/>
           <w:tblCellMar>
             <w:top w:w="15" w:type="dxa"/>
             <w:left w:w="15" w:type="dxa"/>
@@ -12310,7 +12327,6 @@
         <w:t>质量报告应作为管理评审的重要输入。</w:t>
       </w:r>
     </w:p>
-    <w:bookmarkEnd w:id="21"/>
     <w:sectPr>
       <w:pgSz w:w="11906" w:h="16838"/>
       <w:pgMar w:top="1440" w:right="1800" w:bottom="1440" w:left="1800" w:header="851" w:footer="992" w:gutter="0"/>
